--- a/handoff/DeviceCluster-API-Reference.docx
+++ b/handoff/DeviceCluster-API-Reference.docx
@@ -1788,7 +1788,7 @@
             <w:rStyle w:val="Hyperlink"/>
             <w:noProof/>
           </w:rPr>
-          <w:t>5.2 PythonClient</w:t>
+          <w:t>5.2 Prediction clients</w:t>
         </w:r>
         <w:r>
           <w:rPr>
@@ -3023,7 +3023,7 @@
               <w:rPr>
                 <w:sz w:val="19"/>
               </w:rPr>
-              <w:t>Predict device type (SGD classifier)</w:t>
+              <w:t>Predict device type (prefix dictionary)</w:t>
             </w:r>
           </w:p>
         </w:tc>
@@ -4104,7 +4104,7 @@
           <w:rFonts w:ascii="Consolas" w:hAnsi="Consolas"/>
           <w:sz w:val="18"/>
         </w:rPr>
-        <w:t>var client    = new PythonClient(pythonExePath);</w:t>
+        <w:t>IPredictionClient client = new HttpPredictionClient(mlServiceUrl);</w:t>
       </w:r>
     </w:p>
     <w:p>
@@ -4230,34 +4230,6 @@
           <w:rFonts w:ascii="Consolas" w:hAnsi="Consolas"/>
           <w:sz w:val="18"/>
         </w:rPr>
-        <w:t xml:space="preserve">    scriptType:     @"...\python\predict_equipment.py",</w:t>
-      </w:r>
-    </w:p>
-    <w:p>
-      <w:pPr>
-        <w:shd w:val="clear" w:color="auto" w:fill="F2F2F2"/>
-        <w:spacing w:after="0" w:line="240" w:lineRule="auto"/>
-        <w:ind w:left="259" w:right="259"/>
-      </w:pPr>
-      <w:r>
-        <w:rPr>
-          <w:rFonts w:ascii="Consolas" w:hAnsi="Consolas"/>
-          <w:sz w:val="18"/>
-        </w:rPr>
-        <w:t xml:space="preserve">    scriptPipeline: @"...\python\predict_sectioncluster.py",</w:t>
-      </w:r>
-    </w:p>
-    <w:p>
-      <w:pPr>
-        <w:shd w:val="clear" w:color="auto" w:fill="F2F2F2"/>
-        <w:spacing w:after="0" w:line="240" w:lineRule="auto"/>
-        <w:ind w:left="259" w:right="259"/>
-      </w:pPr>
-      <w:r>
-        <w:rPr>
-          <w:rFonts w:ascii="Consolas" w:hAnsi="Consolas"/>
-          <w:sz w:val="18"/>
-        </w:rPr>
         <w:t xml:space="preserve">    sqlOutputDir:   @"...\data",</w:t>
       </w:r>
     </w:p>
@@ -4449,7 +4421,7 @@
           <w:rFonts w:ascii="Consolas" w:hAnsi="Consolas"/>
           <w:sz w:val="18"/>
         </w:rPr>
-        <w:t xml:space="preserve">    PythonClient client,</w:t>
+        <w:t xml:space="preserve">    IPredictionClient client,</w:t>
       </w:r>
     </w:p>
     <w:p>
@@ -4492,34 +4464,6 @@
           <w:sz w:val="18"/>
         </w:rPr>
         <w:t xml:space="preserve">    string sqlQuotaTable,</w:t>
-      </w:r>
-    </w:p>
-    <w:p>
-      <w:pPr>
-        <w:shd w:val="clear" w:color="auto" w:fill="F2F2F2"/>
-        <w:spacing w:after="0" w:line="240" w:lineRule="auto"/>
-        <w:ind w:left="259" w:right="259"/>
-      </w:pPr>
-      <w:r>
-        <w:rPr>
-          <w:rFonts w:ascii="Consolas" w:hAnsi="Consolas"/>
-          <w:sz w:val="18"/>
-        </w:rPr>
-        <w:t xml:space="preserve">    string scriptType,</w:t>
-      </w:r>
-    </w:p>
-    <w:p>
-      <w:pPr>
-        <w:shd w:val="clear" w:color="auto" w:fill="F2F2F2"/>
-        <w:spacing w:after="0" w:line="240" w:lineRule="auto"/>
-        <w:ind w:left="259" w:right="259"/>
-      </w:pPr>
-      <w:r>
-        <w:rPr>
-          <w:rFonts w:ascii="Consolas" w:hAnsi="Consolas"/>
-          <w:sz w:val="18"/>
-        </w:rPr>
-        <w:t xml:space="preserve">    string scriptPipeline,</w:t>
       </w:r>
     </w:p>
     <w:p>
@@ -4683,7 +4627,7 @@
               <w:rPr>
                 <w:sz w:val="19"/>
               </w:rPr>
-              <w:t>Runs the Python prediction scripts.</w:t>
+              <w:t>Supplies predictions. HttpPredictionClient calls the ML service; PythonClient runs the scripts locally.</w:t>
             </w:r>
           </w:p>
         </w:tc>
@@ -4792,78 +4736,6 @@
                 <w:sz w:val="19"/>
               </w:rPr>
               <w:t>Table holding quota patterns, e.g. dbo.PatternCluster.</w:t>
-            </w:r>
-          </w:p>
-        </w:tc>
-      </w:tr>
-      <w:tr>
-        <w:tc>
-          <w:tcPr>
-            <w:tcW w:w="2160" w:type="dxa"/>
-          </w:tcPr>
-          <w:p>
-            <w:pPr>
-              <w:spacing w:before="40" w:after="40"/>
-            </w:pPr>
-            <w:r>
-              <w:rPr>
-                <w:rFonts w:ascii="Consolas" w:hAnsi="Consolas"/>
-                <w:color w:val="9C2D2D"/>
-                <w:sz w:val="18"/>
-              </w:rPr>
-              <w:t>scriptType</w:t>
-            </w:r>
-          </w:p>
-        </w:tc>
-        <w:tc>
-          <w:tcPr>
-            <w:tcW w:w="7056" w:type="dxa"/>
-          </w:tcPr>
-          <w:p>
-            <w:pPr>
-              <w:spacing w:before="40" w:after="40"/>
-            </w:pPr>
-            <w:r>
-              <w:rPr>
-                <w:sz w:val="19"/>
-              </w:rPr>
-              <w:t>Full path to predict_equipment.py.</w:t>
-            </w:r>
-          </w:p>
-        </w:tc>
-      </w:tr>
-      <w:tr>
-        <w:tc>
-          <w:tcPr>
-            <w:tcW w:w="2160" w:type="dxa"/>
-          </w:tcPr>
-          <w:p>
-            <w:pPr>
-              <w:spacing w:before="40" w:after="40"/>
-            </w:pPr>
-            <w:r>
-              <w:rPr>
-                <w:rFonts w:ascii="Consolas" w:hAnsi="Consolas"/>
-                <w:color w:val="9C2D2D"/>
-                <w:sz w:val="18"/>
-              </w:rPr>
-              <w:t>scriptPipeline</w:t>
-            </w:r>
-          </w:p>
-        </w:tc>
-        <w:tc>
-          <w:tcPr>
-            <w:tcW w:w="7056" w:type="dxa"/>
-          </w:tcPr>
-          <w:p>
-            <w:pPr>
-              <w:spacing w:before="40" w:after="40"/>
-            </w:pPr>
-            <w:r>
-              <w:rPr>
-                <w:sz w:val="19"/>
-              </w:rPr>
-              <w:t>Full path to predict_sectioncluster.py.</w:t>
             </w:r>
           </w:p>
         </w:tc>
@@ -7286,7 +7158,7 @@
     </w:p>
     <w:p>
       <w:r>
-        <w:t>You will rarely call these directly — DevicePipeline.RunAsync orchestrates them. They are documented because you must construct PythonSQL and PythonClient to pass in.</w:t>
+        <w:t>You will rarely call these directly — DevicePipeline.RunAsync orchestrates them. They are documented because you must construct PythonSQL and a prediction client to pass in.</w:t>
       </w:r>
     </w:p>
     <w:p>
@@ -7636,7 +7508,7 @@
       </w:pPr>
       <w:bookmarkStart w:id="24" w:name="_Toc238479554"/>
       <w:r>
-        <w:t>5.2 PythonClient</w:t>
+        <w:t>5.2 Prediction clients</w:t>
       </w:r>
       <w:bookmarkEnd w:id="24"/>
     </w:p>
@@ -7656,7 +7528,7 @@
           <w:rFonts w:ascii="Consolas" w:hAnsi="Consolas"/>
           <w:sz w:val="18"/>
         </w:rPr>
-        <w:t>public PythonClient(string pythonExe)</w:t>
+        <w:t>public PythonClient(string pythonExe, string scriptDeviceType, string scriptSectionCluster)</w:t>
       </w:r>
     </w:p>
     <w:p>
@@ -7670,7 +7542,7 @@
           <w:rFonts w:ascii="Consolas" w:hAnsi="Consolas"/>
           <w:sz w:val="18"/>
         </w:rPr>
-        <w:t>public async Task&lt;string&gt; RunAsync(string scriptPath, object request)</w:t>
+        <w:t>public HttpPredictionClient(string baseUrl)   // e.g. "http://128.100.8.213:8000"</w:t>
       </w:r>
     </w:p>
     <w:p>
@@ -7690,7 +7562,7 @@
     </w:p>
     <w:p>
       <w:r>
-        <w:t>Wraps PythonClient to request the model's own top-N cluster probabilities for a device.</w:t>
+        <w:t>Wraps an IPredictionClient to request the model's own top-N cluster probabilities for a device.</w:t>
       </w:r>
     </w:p>
     <w:p>
@@ -7704,7 +7576,7 @@
           <w:rFonts w:ascii="Consolas" w:hAnsi="Consolas"/>
           <w:sz w:val="18"/>
         </w:rPr>
-        <w:t>public ModelClusterSuggestionService(PythonClient client, string scriptPath)</w:t>
+        <w:t>public ModelClusterSuggestionService(IPredictionClient client)</w:t>
       </w:r>
     </w:p>
     <w:p>
